--- a/resources/marketplace/packages/review-code/SKILL.md.docx
+++ b/resources/marketplace/packages/review-code/SKILL.md.docx
@@ -22,7 +22,7 @@
         <w:pStyle w:val="Heading2"/>
         <w:rPr/>
       </w:pPr>
-      <w:bookmarkStart w:colFirst="0" w:colLast="0" w:name="_e137mes9ici1" w:id="0"/>
+      <w:bookmarkStart w:colFirst="0" w:colLast="0" w:name="_gwh3svcnctfm" w:id="0"/>
       <w:bookmarkEnd w:id="0"/>
       <w:r>
         <w:rPr>
@@ -36,7 +36,7 @@
         <w:pStyle w:val="Heading1"/>
         <w:rPr/>
       </w:pPr>
-      <w:bookmarkStart w:colFirst="0" w:colLast="0" w:name="_rfh303o2456j" w:id="1"/>
+      <w:bookmarkStart w:colFirst="0" w:colLast="0" w:name="_8t297w5o71f1" w:id="1"/>
       <w:bookmarkEnd w:id="1"/>
       <w:r>
         <w:rPr>
@@ -50,7 +50,7 @@
         <w:pStyle w:val="Heading2"/>
         <w:rPr/>
       </w:pPr>
-      <w:bookmarkStart w:colFirst="0" w:colLast="0" w:name="_fydvqdguh9g5" w:id="2"/>
+      <w:bookmarkStart w:colFirst="0" w:colLast="0" w:name="_nsa82lsja957" w:id="2"/>
       <w:bookmarkEnd w:id="2"/>
       <w:r>
         <w:rPr>
@@ -66,6 +66,7 @@
           <w:numId w:val="2"/>
         </w:numPr>
         <w:ind w:left="720" w:hanging="360"/>
+        <w:rPr/>
       </w:pPr>
       <w:r>
         <w:rPr>
@@ -81,6 +82,7 @@
           <w:numId w:val="2"/>
         </w:numPr>
         <w:ind w:left="720" w:hanging="360"/>
+        <w:rPr/>
       </w:pPr>
       <w:r>
         <w:rPr>
@@ -96,6 +98,7 @@
           <w:numId w:val="2"/>
         </w:numPr>
         <w:ind w:left="720" w:hanging="360"/>
+        <w:rPr/>
       </w:pPr>
       <w:r>
         <w:rPr>
@@ -111,6 +114,7 @@
           <w:numId w:val="2"/>
         </w:numPr>
         <w:ind w:left="720" w:hanging="360"/>
+        <w:rPr/>
       </w:pPr>
       <w:r>
         <w:rPr>
@@ -126,6 +130,7 @@
           <w:numId w:val="2"/>
         </w:numPr>
         <w:ind w:left="720" w:hanging="360"/>
+        <w:rPr/>
       </w:pPr>
       <w:r>
         <w:rPr>
@@ -141,6 +146,7 @@
           <w:numId w:val="2"/>
         </w:numPr>
         <w:ind w:left="720" w:hanging="360"/>
+        <w:rPr/>
       </w:pPr>
       <w:r>
         <w:rPr>
@@ -154,7 +160,7 @@
         <w:pStyle w:val="Heading2"/>
         <w:rPr/>
       </w:pPr>
-      <w:bookmarkStart w:colFirst="0" w:colLast="0" w:name="_mx82gdtx5att" w:id="3"/>
+      <w:bookmarkStart w:colFirst="0" w:colLast="0" w:name="_hpep2yfy3pn" w:id="3"/>
       <w:bookmarkEnd w:id="3"/>
       <w:r>
         <w:rPr>
@@ -179,7 +185,7 @@
         <w:pStyle w:val="Heading2"/>
         <w:rPr/>
       </w:pPr>
-      <w:bookmarkStart w:colFirst="0" w:colLast="0" w:name="_k6xgcxtoop6a" w:id="4"/>
+      <w:bookmarkStart w:colFirst="0" w:colLast="0" w:name="_vwo3onq63b0i" w:id="4"/>
       <w:bookmarkEnd w:id="4"/>
       <w:r>
         <w:rPr>
@@ -195,6 +201,7 @@
           <w:numId w:val="1"/>
         </w:numPr>
         <w:ind w:left="720" w:hanging="360"/>
+        <w:rPr/>
       </w:pPr>
       <w:r>
         <w:rPr>
@@ -224,6 +231,7 @@
           <w:numId w:val="1"/>
         </w:numPr>
         <w:ind w:left="720" w:hanging="360"/>
+        <w:rPr/>
       </w:pPr>
       <w:r>
         <w:rPr>
@@ -253,6 +261,7 @@
           <w:numId w:val="1"/>
         </w:numPr>
         <w:ind w:left="720" w:hanging="360"/>
+        <w:rPr/>
       </w:pPr>
       <w:r>
         <w:rPr>
@@ -280,7 +289,7 @@
         <w:pStyle w:val="Heading2"/>
         <w:rPr/>
       </w:pPr>
-      <w:bookmarkStart w:colFirst="0" w:colLast="0" w:name="_h1q55w3k7gx6" w:id="5"/>
+      <w:bookmarkStart w:colFirst="0" w:colLast="0" w:name="_nmwqdy8947k2" w:id="5"/>
       <w:bookmarkEnd w:id="5"/>
       <w:r>
         <w:rPr>
@@ -305,7 +314,7 @@
         <w:pStyle w:val="Heading2"/>
         <w:rPr/>
       </w:pPr>
-      <w:bookmarkStart w:colFirst="0" w:colLast="0" w:name="_4vakkqg1vml3" w:id="6"/>
+      <w:bookmarkStart w:colFirst="0" w:colLast="0" w:name="_j5t6f2rc5q3h" w:id="6"/>
       <w:bookmarkEnd w:id="6"/>
       <w:r>
         <w:rPr>
@@ -321,6 +330,7 @@
           <w:numId w:val="1"/>
         </w:numPr>
         <w:ind w:left="720" w:hanging="360"/>
+        <w:rPr/>
       </w:pPr>
       <w:r>
         <w:rPr>
@@ -336,6 +346,7 @@
           <w:numId w:val="1"/>
         </w:numPr>
         <w:ind w:left="720" w:hanging="360"/>
+        <w:rPr/>
       </w:pPr>
       <w:r>
         <w:rPr>
@@ -351,6 +362,7 @@
           <w:numId w:val="1"/>
         </w:numPr>
         <w:ind w:left="720" w:hanging="360"/>
+        <w:rPr/>
       </w:pPr>
       <w:r>
         <w:rPr>
@@ -366,6 +378,7 @@
           <w:numId w:val="1"/>
         </w:numPr>
         <w:ind w:left="720" w:hanging="360"/>
+        <w:rPr/>
       </w:pPr>
       <w:r>
         <w:rPr>
@@ -379,7 +392,7 @@
         <w:pStyle w:val="Heading2"/>
         <w:rPr/>
       </w:pPr>
-      <w:bookmarkStart w:colFirst="0" w:colLast="0" w:name="_ilugwvhf1olr" w:id="7"/>
+      <w:bookmarkStart w:colFirst="0" w:colLast="0" w:name="_oml0fff08pet" w:id="7"/>
       <w:bookmarkEnd w:id="7"/>
       <w:r>
         <w:rPr>
@@ -395,6 +408,7 @@
           <w:numId w:val="1"/>
         </w:numPr>
         <w:ind w:left="720" w:hanging="360"/>
+        <w:rPr/>
       </w:pPr>
       <w:r>
         <w:rPr>
@@ -410,6 +424,7 @@
           <w:numId w:val="1"/>
         </w:numPr>
         <w:ind w:left="720" w:hanging="360"/>
+        <w:rPr/>
       </w:pPr>
       <w:r>
         <w:rPr>
@@ -425,6 +440,7 @@
           <w:numId w:val="1"/>
         </w:numPr>
         <w:ind w:left="720" w:hanging="360"/>
+        <w:rPr/>
       </w:pPr>
       <w:r>
         <w:rPr>
@@ -440,6 +456,7 @@
           <w:numId w:val="1"/>
         </w:numPr>
         <w:ind w:left="720" w:hanging="360"/>
+        <w:rPr/>
       </w:pPr>
       <w:r>
         <w:rPr>
